--- a/legal/user-agreement.docx
+++ b/legal/user-agreement.docx
@@ -7,7 +7,7 @@
         <w:pStyle w:val="Title"/>
       </w:pPr>
       <w:r>
-        <w:t>Пользовательское соглашение</w:t>
+        <w:t>Правила использования чат-бота</w:t>
       </w:r>
     </w:p>
     <w:p>
@@ -15,7 +15,15 @@
         <w:jc w:val="both"/>
       </w:pPr>
       <w:r>
-        <w:t>Чат-бот «На связи_регион40» в мессенджере MAX</w:t>
+        <w:t>Редакция 3.0 от 29.09.2026. Чат-бот «На связи_регион40».</w:t>
+      </w:r>
+    </w:p>
+    <w:p>
+      <w:pPr>
+        <w:pStyle w:val="Heading1"/>
+      </w:pPr>
+      <w:r>
+        <w:t>1. Назначение</w:t>
       </w:r>
     </w:p>
     <w:p>
@@ -23,7 +31,15 @@
         <w:jc w:val="both"/>
       </w:pPr>
       <w:r>
-        <w:t>Редакция 2.0 от 29.09.2026</w:t>
+        <w:t>Чат-бот принимает сообщения о проблемах Калужской области, направляет их ответственным сотрудникам и доставляет ответ в личный диалог MAX. Для официального обращения по Федеральному закону № 59-ФЗ используйте предусмотренные соответствующим органом официальные способы подачи. Обязательные права граждан сохраняются.</w:t>
+      </w:r>
+    </w:p>
+    <w:p>
+      <w:pPr>
+        <w:pStyle w:val="Heading1"/>
+      </w:pPr>
+      <w:r>
+        <w:t>2. Подача сообщения</w:t>
       </w:r>
     </w:p>
     <w:p>
@@ -31,7 +47,15 @@
         <w:jc w:val="both"/>
       </w:pPr>
       <w:r>
-        <w:t>Настоящее соглашение определяет условия использования чат-бота «На связи_регион40» (далее — Чат-бот) для направления сообщений о проблемах в Калужской области и получения ответов. Пользователь знакомится с условиями до заполнения профиля и подтверждает их отдельной кнопкой.</w:t>
+        <w:t>Анкета жителя не заполняется. ФИО, телефон, имя профиля и имя пользователя MAX жителя не сохраняются в профиле сервиса. Подтверждение соглашения или согласия кнопками отключено; новые записи о подтверждении не создаются. Нажатие «Всё верно» подтверждает отправку сообщения, а не согласие на обработку данных.</w:t>
+      </w:r>
+    </w:p>
+    <w:p>
+      <w:pPr>
+        <w:jc w:val="both"/>
+      </w:pPr>
+      <w:r>
+        <w:t>Выберите тему и территорию, опишите одну проблему и при необходимости добавьте фото. Принимается не более трёх обращений в сутки от одного ID. Видео, аудио, контакты и файлы, в том числе изображения в виде файлов, не принимаются. Перед отправкой можно исправить описание, тему, место и фото.</w:t>
       </w:r>
     </w:p>
     <w:p>
@@ -39,7 +63,7 @@
         <w:pStyle w:val="Heading1"/>
       </w:pPr>
       <w:r>
-        <w:t>1. Оператор и назначение сервиса</w:t>
+        <w:t>3. Запрет персональных данных</w:t>
       </w:r>
     </w:p>
     <w:p>
@@ -47,7 +71,7 @@
         <w:jc w:val="both"/>
       </w:pPr>
       <w:r>
-        <w:t>1.1. Оператор — Министерство цифрового развития Калужской области. ИНН: 4027138814; ОГРН: 1194027000221. Адрес: 248016, Калужская область, г. Калуга, ул. Ленина, д. 14. Электронная почта: min_digital@adm.kaluga.ru.</w:t>
+        <w:t>Не указывайте ФИО, телефоны, паспортные данные, СНИЛС, банковские реквизиты, личные контакты и сведения о здоровье. Не прикладывайте документы, фотографии людей и иные изображения, позволяющие определить человека. Укажите место проблемы без сведений о том, кто там проживает.</w:t>
       </w:r>
     </w:p>
     <w:p>
@@ -55,7 +79,7 @@
         <w:jc w:val="both"/>
       </w:pPr>
       <w:r>
-        <w:t>1.2. Чат-бот регистрирует сообщения, направляет их ответственным организациям, сопровождает обработку и доставляет ответы в личный диалог пользователя в MAX. Содержание ответа определяют сотрудники. Чат-бот не принимает самостоятельных решений по существу проблемы.</w:t>
+        <w:t>Автоматическая проверка текста выявляет характерные признаки персональных данных и при обнаружении не принимает сообщение. Она может ошибаться и не гарантирует распознавание всех личных сведений. Удалите такие сведения и отправьте описание заново. Отклонённый автоматикой текст не записывается во входящую очередь сервиса.</w:t>
       </w:r>
     </w:p>
     <w:p>
@@ -63,79 +87,7 @@
         <w:jc w:val="both"/>
       </w:pPr>
       <w:r>
-        <w:t>1.3. Чат-бот является дополнительным каналом обратной связи. Для подачи официального обращения в порядке Федерального закона от 02.05.2006 № 59-ФЗ используйте предусмотренную законом электронную приёмную соответствующего органа, Госуслуги при наличии нужного сервиса либо письменное обращение. Условия настоящего соглашения не ограничивают права граждан и не исключают применение обязательных требований закона.</w:t>
-      </w:r>
-    </w:p>
-    <w:p>
-      <w:pPr>
-        <w:jc w:val="both"/>
-      </w:pPr>
-      <w:r>
-        <w:t>1.4. Чат-бот не является экстренной службой. При угрозе жизни, здоровью или безопасности необходимо обратиться по номеру 112 либо в соответствующую экстренную службу.</w:t>
-      </w:r>
-    </w:p>
-    <w:p>
-      <w:pPr>
-        <w:pStyle w:val="Heading1"/>
-      </w:pPr>
-      <w:r>
-        <w:t>2. Подтверждение документов</w:t>
-      </w:r>
-    </w:p>
-    <w:p>
-      <w:pPr>
-        <w:jc w:val="both"/>
-      </w:pPr>
-      <w:r>
-        <w:t>2.1. Пользователю доступны настоящее соглашение, политика обработки персональных данных и отдельное согласие на обработку персональных данных в разделе документов Чат-бота.</w:t>
-      </w:r>
-    </w:p>
-    <w:p>
-      <w:pPr>
-        <w:jc w:val="both"/>
-      </w:pPr>
-      <w:r>
-        <w:t>2.2. Кнопка «Принимаю пользовательское соглашение» подтверждает принятие настоящих условий. Согласие на обработку персональных данных запрашивается и фиксируется отдельно кнопкой «Даю согласие на обработку персональных данных».</w:t>
-      </w:r>
-    </w:p>
-    <w:p>
-      <w:pPr>
-        <w:jc w:val="both"/>
-      </w:pPr>
-      <w:r>
-        <w:t>2.3. До подтверждений заполнение профиля и создание обращения недоступны. Пользователь вправе отказаться и вернуться в меню. Минимальные технические сведения первого взаимодействия обрабатываются в порядке, описанном в политике; неподтверждение документов не означает, что такие сведения не поступали от MAX.</w:t>
-      </w:r>
-    </w:p>
-    <w:p>
-      <w:pPr>
-        <w:pStyle w:val="Heading1"/>
-      </w:pPr>
-      <w:r>
-        <w:t>3. Профиль и подача сообщения</w:t>
-      </w:r>
-    </w:p>
-    <w:p>
-      <w:pPr>
-        <w:jc w:val="both"/>
-      </w:pPr>
-      <w:r>
-        <w:t>3.1. Для создания обращения пользователь указывает фамилию, имя, отчество при наличии и контактный телефон. ФИО и телефон сохраняются в профиле для следующих обращений; перед отправкой их можно проверить и исправить. Номер телефона вводится вручную либо передаётся кнопкой MAX «Поделиться контактом».</w:t>
-      </w:r>
-    </w:p>
-    <w:p>
-      <w:pPr>
-        <w:jc w:val="both"/>
-      </w:pPr>
-      <w:r>
-        <w:t>3.2. Пользователь выбирает сферу и территорию проблемы, описывает одну проблему и указывает адрес либо точное место, если адреса нет. Округ проживания отдельно не запрашивается. При необходимости можно приложить фотографии из галереи. Перед регистрацией пользователь проверяет итоговую карточку и подтверждает отправку.</w:t>
-      </w:r>
-    </w:p>
-    <w:p>
-      <w:pPr>
-        <w:jc w:val="both"/>
-      </w:pPr>
-      <w:r>
-        <w:t>3.3. Принимается не более трёх обращений одного автора в сутки по московскому времени. Актуальные ограничения объёма текста и правила рассмотрения доступны в разделе «Правила» Чат-бота. Видео, аудиосообщения, документы и изображения, отправленные как файлы, при подаче обращения не принимаются.</w:t>
+        <w:t>До распределения сотрудник проверяет весь текст и каждое фото. Без подтверждения проверки направление исполнителю заблокировано. При обнаружении персональных данных сообщение отклоняется, жителю направляется причина. Текст и ссылки на фото отклонённого обращения удаляются из карточки в базе; остаются номер, ID автора, статус, причина и служебная история отказа. Копии в MAX находятся также в системе MAX: удаление ссылки из базы не означает удаления у владельца платформы.</w:t>
       </w:r>
     </w:p>
     <w:p>
@@ -144,7 +96,7 @@
         <w:pageBreakBefore/>
       </w:pPr>
       <w:r>
-        <w:t>4. Рассмотрение и получение ответа</w:t>
+        <w:t>4. Обработка и ответ</w:t>
       </w:r>
     </w:p>
     <w:p>
@@ -152,7 +104,7 @@
         <w:jc w:val="both"/>
       </w:pPr>
       <w:r>
-        <w:t>4.1. Уполномоченные сотрудники распределяют обращения между компетентными органами власти, органами местного самоуправления и организациями, включая соответствующие подразделения Социального фонда России и фонда «Защитники Отечества», в пределах их компетенции и при наличии законного основания передачи данных.</w:t>
+        <w:t>Распределение, подготовку и проверку ответов выполняют уполномоченные сотрудники. Получателями могут быть органы власти, муниципалитеты и компетентные организации, включая региональные подразделения Социального фонда России и фонда «Защитники Отечества». Бот доставляет ответ и предлагает его оценить. Подписка на каналы MAX добровольна.</w:t>
       </w:r>
     </w:p>
     <w:p>
@@ -160,7 +112,15 @@
         <w:jc w:val="both"/>
       </w:pPr>
       <w:r>
-        <w:t>4.2. Данные и материалы обращения доступны уполномоченным сотрудникам в закрытых рабочих чатах MAX и в предусмотренных Чат-ботом личных рабочих диалогах. Ответ готовится сотрудником; при предусмотренном для организации порядке он проходит согласование. Ошибочно направленное обращение может быть возвращено на перераспределение.</w:t>
+        <w:t>Реклама, оскорбления, запрещённая информация, сообщения без понятной сути или места проблемы и повторные сообщения без новых обстоятельств могут быть отклонены по правилам, опубликованным в боте.</w:t>
+      </w:r>
+    </w:p>
+    <w:p>
+      <w:pPr>
+        <w:pStyle w:val="Heading1"/>
+      </w:pPr>
+      <w:r>
+        <w:t>5. Данные и связь</w:t>
       </w:r>
     </w:p>
     <w:p>
@@ -168,7 +128,7 @@
         <w:jc w:val="both"/>
       </w:pPr>
       <w:r>
-        <w:t>4.3. После регистрации пользователь получает номер обращения. В разделе «Мои обращения» доступны состояния «В работе» и «Закрыто». Итоговый ответ либо уведомление об отклонении с причиной направляется в личный диалог с Чат-ботом. Пользователь может оценить ответ.</w:t>
+        <w:t>Сервис использует ID пользователя MAX для связи сообщения с автором, доставки ответа, ограничения количества обращений и показа истории. ID и содержание обращения не объявляются полностью обезличенными данными. Порядок обработки описан в политике. Сообщения и файлы, которые пользователь отправил платформе MAX, регулируются также условиями этой платформы.</w:t>
       </w:r>
     </w:p>
     <w:p>
@@ -176,79 +136,7 @@
         <w:jc w:val="both"/>
       </w:pPr>
       <w:r>
-        <w:t>4.4. Предложение подписаться на три канала в MAX является добровольным. Подписку пользователь оформляет самостоятельно; отказ не влияет на рассмотрение обращения. Само нажатие кнопки согласия на обработку данных не означает подписку на каналы.</w:t>
-      </w:r>
-    </w:p>
-    <w:p>
-      <w:pPr>
-        <w:pStyle w:val="Heading1"/>
-      </w:pPr>
-      <w:r>
-        <w:t>5. Правила и ограничения</w:t>
-      </w:r>
-    </w:p>
-    <w:p>
-      <w:pPr>
-        <w:jc w:val="both"/>
-      </w:pPr>
-      <w:r>
-        <w:t>5.1. Пользователь сообщает достоверные сведения по существу проблемы. Запрещены незаконные материалы, реклама, оскорбления, вмешательство в работу сервиса и массовая автоматизированная отправка сообщений. Основания, по которым сообщение может быть не рассмотрено, указаны в разделе «Правила»; причину отклонения определяет сотрудник.</w:t>
-      </w:r>
-    </w:p>
-    <w:p>
-      <w:pPr>
-        <w:jc w:val="both"/>
-      </w:pPr>
-      <w:r>
-        <w:t>5.2. Возможность технически отправить ссылку не отменяет правил рассмотрения сообщения. Не следует передавать пароли, платёжные реквизиты, копии паспорта, СНИЛС, медицинские документы и иные избыточные сведения. Для документов, требующих специального режима защиты или установленной формы подачи, следует использовать официальный канал соответствующей организации.</w:t>
-      </w:r>
-    </w:p>
-    <w:p>
-      <w:pPr>
-        <w:jc w:val="both"/>
-      </w:pPr>
-      <w:r>
-        <w:t>5.3. Материалы могут содержать персональные данные заявителя и третьих лиц. Пользователь передаёт сведения о других людях только при наличии законного основания и в необходимом объёме. Это условие не освобождает Оператора от самостоятельной проверки оснований обработки.</w:t>
-      </w:r>
-    </w:p>
-    <w:p>
-      <w:pPr>
-        <w:jc w:val="both"/>
-      </w:pPr>
-      <w:r>
-        <w:t>5.4. Пользователь сохраняет права на свои материалы. Оператор использует их для рассмотрения, направления обращения и предусмотренной политикой внутренней отчётности. Публичное распространение материалов с персональными данными настоящим соглашением не разрешается.</w:t>
-      </w:r>
-    </w:p>
-    <w:p>
-      <w:pPr>
-        <w:pStyle w:val="Heading1"/>
-      </w:pPr>
-      <w:r>
-        <w:t>6. Защита прав и изменение условий</w:t>
-      </w:r>
-    </w:p>
-    <w:p>
-      <w:pPr>
-        <w:jc w:val="both"/>
-      </w:pPr>
-      <w:r>
-        <w:t>6.1. Состав данных, цели, получатели, сроки хранения, порядок отзыва согласия и контакты для реализации прав определены политикой и отдельным согласием. При необходимости участия законного представителя Оператор проверяет его полномочия; одно указание пользователем на представительство не заменяет такую проверку.</w:t>
-      </w:r>
-    </w:p>
-    <w:p>
-      <w:pPr>
-        <w:jc w:val="both"/>
-      </w:pPr>
-      <w:r>
-        <w:t>6.2. Возможны технические перерывы сервиса и MAX. Оператор организует восстановление работы и вправе ограничить доступ при злоупотреблениях. Условия соглашения не отменяют ответственность и обязанности, установленные законодательством Российской Федерации.</w:t>
-      </w:r>
-    </w:p>
-    <w:p>
-      <w:pPr>
-        <w:jc w:val="both"/>
-      </w:pPr>
-      <w:r>
-        <w:t>6.3. Новая редакция применяется после её публикации и включения Оператором в процедуру подтверждения. При изменении условий, требующем нового согласия, до следующего обращения запрашивается отдельное подтверждение. Предыдущие редакции сохраняются для подтверждения ранее принятых условий.</w:t>
+        <w:t>Оператор, указанный в проектной документации: Министерство цифрового развития Калужской области, ИНН 4027138814, ОГРН 1194027000221. Адрес: 248016, г. Калуга, ул. Ленина, д. 14. Контакт по вопросам обработки данных: min_digital@adm.kaluga.ru. До запуска оператор подтверждает свои полномочия и правовые основания обработки.</w:t>
       </w:r>
     </w:p>
     <w:sectPr>

--- a/legal/user-agreement.docx
+++ b/legal/user-agreement.docx
@@ -15,7 +15,7 @@
         <w:jc w:val="both"/>
       </w:pPr>
       <w:r>
-        <w:t>Редакция 3.0 от 29.09.2026. Чат-бот «На связи_регион40».</w:t>
+        <w:t>Редакция 3.1 от 29.09.2026. Чат-бот «На связи_регион40».</w:t>
       </w:r>
     </w:p>
     <w:p>
@@ -31,7 +31,15 @@
         <w:jc w:val="both"/>
       </w:pPr>
       <w:r>
-        <w:t>Чат-бот принимает сообщения о проблемах Калужской области, направляет их ответственным сотрудникам и доставляет ответ в личный диалог MAX. Для официального обращения по Федеральному закону № 59-ФЗ используйте предусмотренные соответствующим органом официальные способы подачи. Обязательные права граждан сохраняются.</w:t>
+        <w:t>Чат-бот принимает сообщения о проблемах Калужской области, направляет их ответственным сотрудникам и доставляет ответ в личный диалог MAX.</w:t>
+      </w:r>
+    </w:p>
+    <w:p>
+      <w:pPr>
+        <w:jc w:val="both"/>
+      </w:pPr>
+      <w:r>
+        <w:t>Сообщения в этом чат-боте рассматриваются в рамках дополнительного канала обратной связи и не регистрируются как официальные обращения в порядке Федерального закона от 02.05.2006 № 59-ФЗ «О порядке рассмотрения обращений граждан Российской Федерации». Для подачи официального обращения используйте электронную приёмную соответствующего органа, Госуслуги при наличии нужного сервиса или письменное обращение. Предусмотренные законом права граждан сохраняются.</w:t>
       </w:r>
     </w:p>
     <w:p>
@@ -104,7 +112,15 @@
         <w:jc w:val="both"/>
       </w:pPr>
       <w:r>
-        <w:t>Распределение, подготовку и проверку ответов выполняют уполномоченные сотрудники. Получателями могут быть органы власти, муниципалитеты и компетентные организации, включая региональные подразделения Социального фонда России и фонда «Защитники Отечества». Бот доставляет ответ и предлагает его оценить. Подписка на каналы MAX добровольна.</w:t>
+        <w:t>Переданные вами описание проблемы и фотографии направляются специалистам органов государственной власти, органов местного самоуправления и иных компетентных организаций для рассмотрения сообщения и подготовки ответа. Не включайте персональные данные.</w:t>
+      </w:r>
+    </w:p>
+    <w:p>
+      <w:pPr>
+        <w:jc w:val="both"/>
+      </w:pPr>
+      <w:r>
+        <w:t>Распределение, подготовку и проверку ответов выполняют уполномоченные сотрудники. К компетентным организациям относятся в том числе региональные подразделения Социального фонда России и фонда «Защитники Отечества». Бот доставляет ответ и предлагает его оценить. Подписка на каналы MAX добровольна.</w:t>
       </w:r>
     </w:p>
     <w:p>

--- a/legal/user-agreement.docx
+++ b/legal/user-agreement.docx
@@ -7,7 +7,7 @@
         <w:pStyle w:val="Title"/>
       </w:pPr>
       <w:r>
-        <w:t>Правила использования чат-бота</w:t>
+        <w:t>Правила подачи сообщения через бота Калужской области по организации обратной связи с жителями:</w:t>
       </w:r>
     </w:p>
     <w:p>
@@ -15,7 +15,7 @@
         <w:jc w:val="both"/>
       </w:pPr>
       <w:r>
-        <w:t>Редакция 3.1 от 29.09.2026. Чат-бот «На связи_регион40».</w:t>
+        <w:t>Редакция 3.2 от 29.09.2026. Чат-бот «На связи_регион40».</w:t>
       </w:r>
     </w:p>
     <w:p>
@@ -23,7 +23,7 @@
         <w:pStyle w:val="Heading1"/>
       </w:pPr>
       <w:r>
-        <w:t>1. Назначение</w:t>
+        <w:t>Правила приёма сообщений:</w:t>
       </w:r>
     </w:p>
     <w:p>
@@ -31,7 +31,7 @@
         <w:jc w:val="both"/>
       </w:pPr>
       <w:r>
-        <w:t>Чат-бот принимает сообщения о проблемах Калужской области, направляет их ответственным сотрудникам и доставляет ответ в личный диалог MAX.</w:t>
+        <w:t>Чат-бот «На связи_регион40» — дополнительный канал обратной связи. Сообщения в этом чат-боте не регистрируются как официальные обращения в порядке Федерального закона от 02.05.2006 № 59-ФЗ «О порядке рассмотрения обращений граждан Российской Федерации». Для подачи официального обращения используйте электронную приёмную соответствующего органа, Госуслуги при наличии нужного сервиса или письменное обращение. Ваши права, предусмотренные законом, сохраняются.</w:t>
       </w:r>
     </w:p>
     <w:p>
@@ -39,15 +39,7 @@
         <w:jc w:val="both"/>
       </w:pPr>
       <w:r>
-        <w:t>Сообщения в этом чат-боте рассматриваются в рамках дополнительного канала обратной связи и не регистрируются как официальные обращения в порядке Федерального закона от 02.05.2006 № 59-ФЗ «О порядке рассмотрения обращений граждан Российской Федерации». Для подачи официального обращения используйте электронную приёмную соответствующего органа, Госуслуги при наличии нужного сервиса или письменное обращение. Предусмотренные законом права граждан сохраняются.</w:t>
-      </w:r>
-    </w:p>
-    <w:p>
-      <w:pPr>
-        <w:pStyle w:val="Heading1"/>
-      </w:pPr>
-      <w:r>
-        <w:t>2. Подача сообщения</w:t>
+        <w:t>Переданные вами описание проблемы и фотографии направляются специалистам органов государственной власти, органов местного самоуправления и иных компетентных организаций для рассмотрения сообщения и подготовки ответа.</w:t>
       </w:r>
     </w:p>
     <w:p>
@@ -55,7 +47,7 @@
         <w:jc w:val="both"/>
       </w:pPr>
       <w:r>
-        <w:t>Анкета жителя не заполняется. ФИО, телефон, имя профиля и имя пользователя MAX жителя не сохраняются в профиле сервиса. Подтверждение соглашения или согласия кнопками отключено; новые записи о подтверждении не создаются. Нажатие «Всё верно» подтверждает отправку сообщения, а не согласие на обработку данных.</w:t>
+        <w:t>Сообщения, нарушающие данные правила, останутся без рассмотрения, а автор может быть заблокирован.</w:t>
       </w:r>
     </w:p>
     <w:p>
@@ -63,15 +55,7 @@
         <w:jc w:val="both"/>
       </w:pPr>
       <w:r>
-        <w:t>Выберите тему и территорию, опишите одну проблему и при необходимости добавьте фото. Принимается не более трёх обращений в сутки от одного ID. Видео, аудио, контакты и файлы, в том числе изображения в виде файлов, не принимаются. Перед отправкой можно исправить описание, тему, место и фото.</w:t>
-      </w:r>
-    </w:p>
-    <w:p>
-      <w:pPr>
-        <w:pStyle w:val="Heading1"/>
-      </w:pPr>
-      <w:r>
-        <w:t>3. Запрет персональных данных</w:t>
+        <w:t>К рассмотрению принимается не более трех сообщений одного автора в сутки.</w:t>
       </w:r>
     </w:p>
     <w:p>
@@ -79,7 +63,7 @@
         <w:jc w:val="both"/>
       </w:pPr>
       <w:r>
-        <w:t>Не указывайте ФИО, телефоны, паспортные данные, СНИЛС, банковские реквизиты, личные контакты и сведения о здоровье. Не прикладывайте документы, фотографии людей и иные изображения, позволяющие определить человека. Укажите место проблемы без сведений о том, кто там проживает.</w:t>
+        <w:t>Сообщение может быть не рассмотрено по существу в следующих случаях:</w:t>
       </w:r>
     </w:p>
     <w:p>
@@ -87,7 +71,7 @@
         <w:jc w:val="both"/>
       </w:pPr>
       <w:r>
-        <w:t>Автоматическая проверка текста выявляет характерные признаки персональных данных и при обнаружении не принимает сообщение. Она может ошибаться и не гарантирует распознавание всех личных сведений. Удалите такие сведения и отправьте описание заново. Отклонённый автоматикой текст не записывается во входящую очередь сервиса.</w:t>
+        <w:t>1. Сообщение содержит рекламу и ссылки на сторонние каналы, сайты и приложения, коммерческие предложения, платные ресурсы и вредоносные ресурсы любого типа.</w:t>
       </w:r>
     </w:p>
     <w:p>
@@ -95,7 +79,63 @@
         <w:jc w:val="both"/>
       </w:pPr>
       <w:r>
-        <w:t>До распределения сотрудник проверяет весь текст и каждое фото. Без подтверждения проверки направление исполнителю заблокировано. При обнаружении персональных данных сообщение отклоняется, жителю направляется причина. Текст и ссылки на фото отклонённого обращения удаляются из карточки в базе; остаются номер, ID автора, статус, причина и служебная история отказа. Копии в MAX находятся также в системе MAX: удаление ссылки из базы не означает удаления у владельца платформы.</w:t>
+        <w:t>2. Сообщение содержит нецензурные и оскорбительные выражения в адрес должностных лиц, органов власти, других граждан.</w:t>
+      </w:r>
+    </w:p>
+    <w:p>
+      <w:pPr>
+        <w:jc w:val="both"/>
+      </w:pPr>
+      <w:r>
+        <w:t>3. Сообщение содержит недостоверную информацию, распространяемую под видом достоверной (фейки).</w:t>
+      </w:r>
+    </w:p>
+    <w:p>
+      <w:pPr>
+        <w:jc w:val="both"/>
+      </w:pPr>
+      <w:r>
+        <w:t>4. В сообщении присутствует пропаганда ненависти, порнографии, сведений о способах совершения преступлений, информации о нежелательных организациях и другой информации, нарушающей Законодательство Калужской области и Российской Федерации.</w:t>
+      </w:r>
+    </w:p>
+    <w:p>
+      <w:pPr>
+        <w:jc w:val="both"/>
+      </w:pPr>
+      <w:r>
+        <w:t>5. Текст сообщения не позволяет определить суть предложения, заявления или жалобы.</w:t>
+      </w:r>
+    </w:p>
+    <w:p>
+      <w:pPr>
+        <w:jc w:val="both"/>
+      </w:pPr>
+      <w:r>
+        <w:t>6. В сообщении содержится вопрос, на который неоднократно давались ответы по существу в связи с ранее направляемыми сообщениями, и при этом в сообщении не приводятся новые обстоятельства.</w:t>
+      </w:r>
+    </w:p>
+    <w:p>
+      <w:pPr>
+        <w:jc w:val="both"/>
+      </w:pPr>
+      <w:r>
+        <w:t>7. Сообщения, несущие урон чести и достоинству других граждан.</w:t>
+      </w:r>
+    </w:p>
+    <w:p>
+      <w:pPr>
+        <w:jc w:val="both"/>
+      </w:pPr>
+      <w:r>
+        <w:t>8. В сообщении отсутствует адрес проблемы.</w:t>
+      </w:r>
+    </w:p>
+    <w:p>
+      <w:pPr>
+        <w:jc w:val="both"/>
+      </w:pPr>
+      <w:r>
+        <w:t>9. Текст или фотографии содержат персональные данные: ФИО, данные официальных документов или другие личные сведения.</w:t>
       </w:r>
     </w:p>
     <w:p>
@@ -104,31 +144,27 @@
         <w:pageBreakBefore/>
       </w:pPr>
       <w:r>
-        <w:t>4. Обработка и ответ</w:t>
+        <w:t>Как подать сообщение:</w:t>
       </w:r>
     </w:p>
     <w:p>
       <w:pPr>
-        <w:jc w:val="both"/>
+        <w:jc w:val="left"/>
       </w:pPr>
       <w:r>
-        <w:t>Переданные вами описание проблемы и фотографии направляются специалистам органов государственной власти, органов местного самоуправления и иных компетентных организаций для рассмотрения сообщения и подготовки ответа. Не включайте персональные данные.</w:t>
-      </w:r>
-    </w:p>
-    <w:p>
-      <w:pPr>
-        <w:jc w:val="both"/>
-      </w:pPr>
-      <w:r>
-        <w:t>Распределение, подготовку и проверку ответов выполняют уполномоченные сотрудники. К компетентным организациям относятся в том числе региональные подразделения Социального фонда России и фонда «Защитники Отечества». Бот доставляет ответ и предлагает его оценить. Подписка на каналы MAX добровольна.</w:t>
-      </w:r>
-    </w:p>
-    <w:p>
-      <w:pPr>
-        <w:jc w:val="both"/>
-      </w:pPr>
-      <w:r>
-        <w:t>Реклама, оскорбления, запрещённая информация, сообщения без понятной сути или места проблемы и повторные сообщения без новых обстоятельств могут быть отклонены по правилам, опубликованным в боте.</w:t>
+        <w:t>1. Нажмите «Создать сообщение».</w:t>
+        <w:br/>
+        <w:t>2. Выберите сферу. Если не уверены, нажмите «Иное».</w:t>
+        <w:br/>
+        <w:t>3. Укажите город или округ, где возникла проблема, и при необходимости населённый пункт.</w:t>
+        <w:br/>
+        <w:t>4. Опишите одну проблему понятным текстом — не более 150 символов. Укажите адрес (улицу, номер дома) или точное место, если адреса нет.</w:t>
+        <w:br/>
+        <w:t>5. При необходимости приложите фотографии из галереи. Документы и изображения, отправленные как файл, не принимаются.</w:t>
+        <w:br/>
+        <w:t>6. Проверьте итоговую карточку. Любое поле и фотографии можно исправить до отправки.</w:t>
+        <w:br/>
+        <w:t>7. Нажмите «Всё верно». Только после этого сообщение будет зарегистрировано.</w:t>
       </w:r>
     </w:p>
     <w:p>
@@ -136,23 +172,33 @@
         <w:pStyle w:val="Heading1"/>
       </w:pPr>
       <w:r>
-        <w:t>5. Данные и связь</w:t>
+        <w:t>Важно:</w:t>
       </w:r>
     </w:p>
     <w:p>
       <w:pPr>
-        <w:jc w:val="both"/>
+        <w:jc w:val="left"/>
       </w:pPr>
       <w:r>
-        <w:t>Сервис использует ID пользователя MAX для связи сообщения с автором, доставки ответа, ограничения количества обращений и показа истории. ID и содержание обращения не объявляются полностью обезличенными данными. Порядок обработки описан в политике. Сообщения и файлы, которые пользователь отправил платформе MAX, регулируются также условиями этой платформы.</w:t>
+        <w:t>• одно сообщение должно относиться к одной проблеме;</w:t>
+        <w:br/>
+        <w:t>• ссылки на сторонние ресурсы, видео, аудиосообщения и другие файлы не принимаются;</w:t>
+        <w:br/>
+        <w:t>• после регистрации бот выдаст номер сообщения;</w:t>
+        <w:br/>
+        <w:t>• состояние сообщения доступно в разделе «Мои сообщения»;</w:t>
+        <w:br/>
+        <w:t>• итоговый ответ придёт в этот личный чат.</w:t>
       </w:r>
     </w:p>
     <w:p>
       <w:pPr>
-        <w:jc w:val="both"/>
+        <w:jc w:val="left"/>
       </w:pPr>
       <w:r>
-        <w:t>Оператор, указанный в проектной документации: Министерство цифрового развития Калужской области, ИНН 4027138814, ОГРН 1194027000221. Адрес: 248016, г. Калуга, ул. Ленина, д. 14. Контакт по вопросам обработки данных: min_digital@adm.kaluga.ru. До запуска оператор подтверждает свои полномочия и правовые основания обработки.</w:t>
+        <w:t>Персональные данные указывать не нужно. Сохраняются ID в MAX, текст сообщения и служебные сведения о его обработке.</w:t>
+        <w:br/>
+        <w:t>Текст проходит автоматическую проверку, текст и фото — проверку сотрудником перед распределением.</w:t>
       </w:r>
     </w:p>
     <w:sectPr>

--- a/legal/user-agreement.docx
+++ b/legal/user-agreement.docx
@@ -15,7 +15,7 @@
         <w:jc w:val="both"/>
       </w:pPr>
       <w:r>
-        <w:t>Редакция 3.2 от 29.09.2026. Чат-бот «На связи_регион40».</w:t>
+        <w:t>Редакция 3.3 от 29.09.2026. Чат-бот «На связи_регион40».</w:t>
       </w:r>
     </w:p>
     <w:p>
@@ -196,7 +196,7 @@
         <w:jc w:val="left"/>
       </w:pPr>
       <w:r>
-        <w:t>Персональные данные указывать не нужно. Сохраняются ID в MAX, текст сообщения и служебные сведения о его обработке.</w:t>
+        <w:t>ФИО не запрашивается. Сохраняются ID в MAX, текст сообщения, фотографии и служебные сведения о его обработке. Перед отправкой можно добровольно поделиться своим телефоном для одного сообщения или отправить его без номера. Номер доступен распределителю и текущему исполнителю для связи и уточнения деталей; в следующий черновик он не переносится.</w:t>
         <w:br/>
         <w:t>Текст проходит автоматическую проверку, текст и фото — проверку сотрудником перед распределением.</w:t>
       </w:r>

--- a/legal/user-agreement.docx
+++ b/legal/user-agreement.docx
@@ -15,7 +15,7 @@
         <w:jc w:val="both"/>
       </w:pPr>
       <w:r>
-        <w:t>Редакция 3.3 от 29.09.2026. Чат-бот «На связи_регион40».</w:t>
+        <w:t>Редакция 3.4 от 30.09.2026. Чат-бот «На связи_регион40».</w:t>
       </w:r>
     </w:p>
     <w:p>
@@ -135,7 +135,7 @@
         <w:jc w:val="both"/>
       </w:pPr>
       <w:r>
-        <w:t>9. Текст или фотографии содержат персональные данные: ФИО, данные официальных документов или другие личные сведения.</w:t>
+        <w:t>9. Текст или фотографии содержат запрещённые персональные данные: ФИО, данные официальных документов или другие личные сведения. Телефон для связи разрешён в тексте или через кнопку «Поделиться контактом».</w:t>
       </w:r>
     </w:p>
     <w:p>
@@ -196,7 +196,7 @@
         <w:jc w:val="left"/>
       </w:pPr>
       <w:r>
-        <w:t>ФИО не запрашивается. Сохраняются ID в MAX, текст сообщения, фотографии и служебные сведения о его обработке. Перед отправкой можно добровольно поделиться своим телефоном для одного сообщения или отправить его без номера. Номер доступен распределителю и текущему исполнителю для связи и уточнения деталей; в следующий черновик он не переносится.</w:t>
+        <w:t>ФИО не запрашивается. Сохраняются ID в MAX, текст сообщения, фотографии и служебные сведения о его обработке. Телефон для связи можно указать в тексте или передать кнопкой «Поделиться контактом». Это необязательно. Номер в тексте виден вместе с текстом сообщения. Отдельно переданный контакт доступен распределителю и текущему исполнителю по действующим правилам доступа; в следующий черновик он не переносится.</w:t>
         <w:br/>
         <w:t>Текст проходит автоматическую проверку, текст и фото — проверку сотрудником перед распределением.</w:t>
       </w:r>

--- a/legal/user-agreement.docx
+++ b/legal/user-agreement.docx
@@ -15,7 +15,7 @@
         <w:jc w:val="both"/>
       </w:pPr>
       <w:r>
-        <w:t>Редакция 3.4 от 30.09.2026. Чат-бот «На связи_регион40».</w:t>
+        <w:t>Редакция 3.5 от 01.10.2026. Чат-бот «На связи_регион40».</w:t>
       </w:r>
     </w:p>
     <w:p>
@@ -135,7 +135,7 @@
         <w:jc w:val="both"/>
       </w:pPr>
       <w:r>
-        <w:t>9. Текст или фотографии содержат запрещённые персональные данные: ФИО, данные официальных документов или другие личные сведения. Телефон для связи разрешён в тексте или через кнопку «Поделиться контактом».</w:t>
+        <w:t>9. Текст или фотографии содержат запрещённые персональные данные: ФИО, данные официальных документов или другие личные сведения. Телефон для связи разрешён в тексте или путём ручного ввода после кнопки «Поделиться контактом».</w:t>
       </w:r>
     </w:p>
     <w:p>
@@ -196,9 +196,9 @@
         <w:jc w:val="left"/>
       </w:pPr>
       <w:r>
-        <w:t>ФИО не запрашивается. Сохраняются ID в MAX, текст сообщения, фотографии и служебные сведения о его обработке. Телефон для связи можно указать в тексте или передать кнопкой «Поделиться контактом». Это необязательно. Номер в тексте виден вместе с текстом сообщения. Отдельно переданный контакт доступен распределителю и текущему исполнителю по действующим правилам доступа; в следующий черновик он не переносится.</w:t>
+        <w:t>ФИО не запрашивается. Сохраняются ID в MAX, текст сообщения, фотографии и служебные сведения о его обработке. Телефон для связи можно указать в тексте или ввести вручную после кнопки «Поделиться контактом». Это необязательно. Номер в тексте виден вместе с текстом сообщения. Отдельно введённый номер виден участникам рабочих чатов распределения, исполнения и согласования в полной карточке, а также в соответствующих личных рабочих карточках; в следующий черновик он не переносится. Проверяется только формат, не принадлежность номера.</w:t>
         <w:br/>
-        <w:t>Текст проходит автоматическую проверку, текст и фото — проверку сотрудником перед распределением.</w:t>
+        <w:t>Текст проходит автоматическую проверку. При обнаружении запрещённых данных сотрудник может отклонить сообщение. Отдельное подтверждение проверки перед распределением не требуется.</w:t>
       </w:r>
     </w:p>
     <w:sectPr>
